--- a/en/wisdom-stories/drinking-the-sherbet-of-martyrdom.docx
+++ b/en/wisdom-stories/drinking-the-sherbet-of-martyrdom.docx
@@ -4,92 +4,51 @@
   <w:body>
     <w:p>
       <w:pPr>
-        <w:spacing w:before="0" w:after="60"/>
-        <w:jc w:val="left"/>
+        <w:pStyle w:val="Title"/>
       </w:pPr>
       <w:r>
-        <w:rPr>
-          <w:rFonts w:ascii="Arial" w:hAnsi="Arial" w:eastAsia="Arial"/>
-          <w:i w:val="0"/>
-          <w:color w:val="000000"/>
-          <w:sz w:val="52"/>
-        </w:rPr>
-        <w:t>Drinking the syrup of martyrdom</w:t>
+        <w:t>The Sherbet of Martyrdom</w:t>
       </w:r>
     </w:p>
     <w:p>
       <w:pPr>
-        <w:jc w:val="left"/>
+        <w:keepNext/>
       </w:pPr>
       <w:r>
-        <w:rPr>
-          <w:rFonts w:ascii="Arial" w:hAnsi="Arial" w:eastAsia="Arial"/>
-          <w:i w:val="0"/>
-          <w:color w:val="000000"/>
-          <w:sz w:val="22"/>
-        </w:rPr>
-        <w:t>During the Ottoman period, soldiers who were seriously injured in wars and were dying would drink syrup made from Zamzam water from small barrels they carried with them, so that their mouths would be sweetened before they became martyrs. The expression “drinking the syrup of martyrdom” originated from here.</w:t>
+        <w:t>According to this account, mortally wounded soldiers in Ottoman times were given sherbet made with Zamzam water, carried in small barrels, to sweeten their mouths before death. This is said to be the origin of the expression “drinking the sherbet of martyrdom.”</w:t>
       </w:r>
     </w:p>
     <w:p>
       <w:pPr>
-        <w:pStyle w:val="Moral"/>
         <w:keepNext/>
         <w:keepLines/>
-        <w:widowControl/>
-        <w:spacing w:before="240" w:after="180" w:line="283" w:lineRule="auto"/>
-        <w:ind w:left="240" w:right="240"/>
-        <w:jc w:val="left"/>
-        <w:pBdr>
-          <w:top w:val="single" w:sz="8" w:space="7" w:color="E8D59A"/>
-          <w:left w:val="single" w:sz="32" w:space="11" w:color="C6A23A"/>
-          <w:bottom w:val="single" w:sz="8" w:space="7" w:color="E8D59A"/>
-          <w:right w:val="single" w:sz="8" w:space="11" w:color="E8D59A"/>
-        </w:pBdr>
-        <w:shd w:val="clear" w:color="auto" w:fill="FFF8E1"/>
+        <w:spacing w:before="160"/>
       </w:pPr>
       <w:r>
         <w:rPr>
-          <w:rFonts w:ascii="Arial" w:hAnsi="Arial" w:eastAsia="Arial" w:cs="Arial"/>
           <w:b/>
-          <w:i w:val="0"/>
-          <w:color w:val="9A7417"/>
-          <w:sz w:val="22"/>
         </w:rPr>
-        <w:t xml:space="preserve">Moral: </w:t>
+        <w:t>Moral:</w:t>
       </w:r>
       <w:r>
-        <w:rPr>
-          <w:rFonts w:ascii="Arial" w:hAnsi="Arial" w:eastAsia="Arial" w:cs="Arial"/>
-          <w:b w:val="0"/>
-          <w:i w:val="0"/>
-          <w:color w:val="3F3826"/>
-          <w:sz w:val="22"/>
-        </w:rPr>
-        <w:t>Behind every expression, there is a history, a sacrifice. The words in our language carry the memory of our past.</w:t>
+        <w:t xml:space="preserve"> An expression can carry a history of sacrifice. The words we use preserve memories of the past.</w:t>
       </w:r>
     </w:p>
     <w:p>
       <w:pPr>
-        <w:keepLines/>
-        <w:widowControl/>
-        <w:spacing w:before="60" w:after="0" w:line="240" w:lineRule="auto"/>
-        <w:jc w:val="right"/>
+        <w:spacing w:after="80"/>
       </w:pPr>
       <w:r>
         <w:rPr>
-          <w:rFonts w:ascii="Arial" w:hAnsi="Arial" w:eastAsia="Arial" w:cs="Arial"/>
-          <w:b w:val="0"/>
           <w:i/>
-          <w:color w:val="8A7950"/>
-          <w:sz w:val="17"/>
+          <w:sz w:val="18"/>
         </w:rPr>
-        <w:t>The story was obtained from open Internet sources.</w:t>
+        <w:t>Source: Publicly available internet sources.</w:t>
       </w:r>
     </w:p>
     <w:sectPr>
       <w:pgSz w:w="12240" w:h="15840"/>
-      <w:pgMar w:top="1440" w:right="1440" w:bottom="1440" w:left="1440" w:header="708" w:footer="708" w:gutter="0"/>
+      <w:pgMar w:top="1080" w:right="1224" w:bottom="1080" w:left="1224" w:header="720" w:footer="720" w:gutter="0"/>
       <w:cols w:space="720"/>
       <w:docGrid w:linePitch="360"/>
     </w:sectPr>
@@ -461,12 +420,14 @@
     <w:qFormat/>
     <w:rsid w:val="00FC693F"/>
     <w:pPr>
-      <w:spacing w:before="0" w:after="160" w:line="276" w:lineRule="auto"/>
+      <w:widowControl/>
+      <w:spacing w:after="120" w:line="259" w:lineRule="auto"/>
     </w:pPr>
     <w:rPr>
-      <w:rFonts w:ascii="Arial" w:hAnsi="Arial" w:eastAsia="Arial"/>
+      <w:rFonts w:ascii="Arial" w:hAnsi="Arial"/>
       <w:color w:val="000000"/>
       <w:sz w:val="22"/>
+      <w:lang w:val="en-US"/>
     </w:rPr>
   </w:style>
   <w:style w:type="paragraph" w:styleId="Header">
@@ -810,18 +771,17 @@
     <w:qFormat/>
     <w:rsid w:val="00FC693F"/>
     <w:pPr>
-      <w:pBdr>
-        <w:bottom w:val="single" w:sz="8" w:space="4" w:color="4F81BD" w:themeColor="accent1"/>
-      </w:pBdr>
-      <w:spacing w:after="300" w:line="240" w:lineRule="auto"/>
+      <w:keepNext/>
+      <w:spacing w:after="280" w:line="240" w:lineRule="auto"/>
       <w:contextualSpacing/>
     </w:pPr>
     <w:rPr>
-      <w:rFonts w:asciiTheme="majorHAnsi" w:eastAsiaTheme="majorEastAsia" w:hAnsiTheme="majorHAnsi" w:cstheme="majorBidi"/>
-      <w:color w:val="17365D" w:themeColor="text2" w:themeShade="BF"/>
+      <w:rFonts w:asciiTheme="majorHAnsi" w:eastAsiaTheme="majorEastAsia" w:hAnsiTheme="majorHAnsi" w:cstheme="majorBidi" w:ascii="Arial" w:hAnsi="Arial"/>
+      <w:b/>
+      <w:color w:val="000000"/>
       <w:spacing w:val="5"/>
       <w:kern w:val="28"/>
-      <w:sz w:val="52"/>
+      <w:sz w:val="34"/>
       <w:szCs w:val="52"/>
     </w:rPr>
   </w:style>
@@ -1297,9 +1257,6 @@
     <w:qFormat/>
     <w:rsid w:val="00FC693F"/>
     <w:pPr>
-      <w:pBdr>
-        <w:bottom w:val="single" w:sz="4" w:space="4" w:color="4F81BD" w:themeColor="accent1"/>
-      </w:pBdr>
       <w:spacing w:before="200" w:after="280"/>
       <w:ind w:left="936" w:right="936"/>
     </w:pPr>
@@ -12150,18 +12107,6 @@
         <w:shd w:val="clear" w:color="auto" w:fill="FBCAA2" w:themeFill="accent6" w:themeFillTint="7F"/>
       </w:tcPr>
     </w:tblStylePr>
-  </w:style>
-  <w:style w:type="paragraph" w:customStyle="1" w:styleId="Moral">
-    <w:name w:val="Moral"/>
-    <w:basedOn w:val="Normal"/>
-    <w:pPr>
-      <w:spacing w:before="160" w:after="0" w:line="276" w:lineRule="auto"/>
-    </w:pPr>
-    <w:rPr>
-      <w:rFonts w:ascii="Arial" w:hAnsi="Arial" w:eastAsia="Arial"/>
-      <w:i/>
-      <w:sz w:val="22"/>
-    </w:rPr>
   </w:style>
 </w:styles>
 </file>

--- a/en/wisdom-stories/drinking-the-sherbet-of-martyrdom.docx
+++ b/en/wisdom-stories/drinking-the-sherbet-of-martyrdom.docx
@@ -7,7 +7,7 @@
         <w:pStyle w:val="Title"/>
       </w:pPr>
       <w:r>
-        <w:t>The Sherbet of Martyrdom</w:t>
+        <w:t>Drinking the Sherbet of Martyrdom</w:t>
       </w:r>
     </w:p>
     <w:p>
@@ -15,7 +15,7 @@
         <w:keepNext/>
       </w:pPr>
       <w:r>
-        <w:t>According to this account, mortally wounded soldiers in Ottoman times were given sherbet made with Zamzam water, carried in small barrels, to sweeten their mouths before death. This is said to be the origin of the expression “drinking the sherbet of martyrdom.”</w:t>
+        <w:t>Soldiers mortally wounded in battle in Ottoman times were given sherbet made with Zamzam water, which doctors carried with them in small barrels, to sweeten their mouths before death. The expression “drinking the sherbet of martyrdom” originated from this.</w:t>
       </w:r>
     </w:p>
     <w:p>
@@ -28,11 +28,9 @@
         <w:rPr>
           <w:b/>
         </w:rPr>
-        <w:t>Moral:</w:t>
+        <w:t>Moral: Behind every expression there stands a history and a sacrifice. The words we use preserve memories of the past.</w:t>
       </w:r>
-      <w:r>
-        <w:t xml:space="preserve"> An expression can carry a history of sacrifice. The words we use preserve memories of the past.</w:t>
-      </w:r>
+      <w:r/>
     </w:p>
     <w:p>
       <w:pPr>
@@ -43,7 +41,7 @@
           <w:i/>
           <w:sz w:val="18"/>
         </w:rPr>
-        <w:t>Source: Publicly available internet sources.</w:t>
+        <w:t>Stories are taken from open Internet sources; illustrations were created with AI.</w:t>
       </w:r>
     </w:p>
     <w:sectPr>

--- a/en/wisdom-stories/drinking-the-sherbet-of-martyrdom.docx
+++ b/en/wisdom-stories/drinking-the-sherbet-of-martyrdom.docx
@@ -74,7 +74,7 @@
         <w:rPr>
           <w:lang/>
         </w:rPr>
-        <w:t xml:space="preserve"> Language preserves memories, beliefs, and stories from the past. Honouring that inheritance means appreciating its meaning while distinguishing tradition from documented history.</w:t>
+        <w:t xml:space="preserve"> Language preserves memories, beliefs, and stories from the past. Honoring that inheritance means appreciating its meaning while distinguishing tradition from documented history.</w:t>
       </w:r>
     </w:p>
     <w:p>
